--- a/ТЗ_Степаненко_А_А.docx
+++ b/ТЗ_Степаненко_А_А.docx
@@ -438,7 +438,7 @@
           <w:u w:val="single"/>
         </w:rPr>
         <w:tab/>
-        <w:t xml:space="preserve"> </w:t>
+        <w:t xml:space="preserve"> Степаненко Алиса Александровна</w:t>
       </w:r>
       <w:r>
         <w:rPr>
@@ -448,7 +448,7 @@
           <w:szCs w:val="24"/>
           <w:u w:val="single"/>
         </w:rPr>
-        <w:t>Степаненко Алиса Александровна</w:t>
+        <w:tab/>
       </w:r>
       <w:r>
         <w:rPr>
@@ -470,16 +470,6 @@
         </w:rPr>
         <w:tab/>
       </w:r>
-      <w:r>
-        <w:rPr>
-          <w:rFonts w:ascii="Times New Roman" w:eastAsia="Calibri" w:hAnsi="Times New Roman"/>
-          <w:color w:val="000000"/>
-          <w:sz w:val="24"/>
-          <w:szCs w:val="24"/>
-          <w:u w:val="single"/>
-        </w:rPr>
-        <w:tab/>
-      </w:r>
     </w:p>
     <w:p>
       <w:pPr>
@@ -504,7 +494,6 @@
         </w:rPr>
         <w:tab/>
       </w:r>
-      <w:bookmarkStart w:id="1" w:name="_GoBack"/>
       <w:r>
         <w:rPr>
           <w:rFonts w:ascii="Times New Roman" w:eastAsia="Calibri" w:hAnsi="Times New Roman"/>
@@ -514,7 +503,6 @@
         </w:rPr>
         <w:t>(фамилия, имя, отчество)</w:t>
       </w:r>
-      <w:bookmarkEnd w:id="1"/>
     </w:p>
     <w:p>
       <w:pPr>
@@ -639,20 +627,8 @@
           <w:color w:val="000000"/>
           <w:sz w:val="24"/>
           <w:szCs w:val="24"/>
-          <w:highlight w:val="yellow"/>
-        </w:rPr>
-        <w:t>:</w:t>
-      </w:r>
-      <w:r>
-        <w:rPr>
-          <w:rFonts w:ascii="Times New Roman" w:eastAsia="Calibri" w:hAnsi="Times New Roman"/>
-          <w:color w:val="000000"/>
-          <w:sz w:val="24"/>
-          <w:szCs w:val="24"/>
-          <w:highlight w:val="yellow"/>
-          <w:u w:val="single"/>
-        </w:rPr>
-        <w:t xml:space="preserve"> https://vk.com/away.php?to=https%3A%2F%2Fsvetlana-shutko.github.io%2FSite_ShutkoS.V._3-MD-17%2F&amp;utf=1</w:t>
+        </w:rPr>
+        <w:t xml:space="preserve">: </w:t>
       </w:r>
       <w:r>
         <w:rPr>
@@ -662,6 +638,16 @@
           <w:szCs w:val="24"/>
           <w:u w:val="single"/>
         </w:rPr>
+        <w:t>https://gettalay.github.io/Files_Stepanenko_A_A/</w:t>
+      </w:r>
+      <w:r>
+        <w:rPr>
+          <w:rFonts w:ascii="Times New Roman" w:eastAsia="Calibri" w:hAnsi="Times New Roman"/>
+          <w:color w:val="000000"/>
+          <w:sz w:val="24"/>
+          <w:szCs w:val="24"/>
+          <w:u w:val="single"/>
+        </w:rPr>
         <w:tab/>
       </w:r>
     </w:p>
@@ -676,6 +662,8 @@
           <w:szCs w:val="20"/>
         </w:rPr>
       </w:pPr>
+      <w:bookmarkStart w:id="1" w:name="_GoBack"/>
+      <w:bookmarkEnd w:id="1"/>
     </w:p>
     <w:p>
       <w:pPr>
@@ -742,19 +730,18 @@
           <w:color w:val="000000"/>
           <w:szCs w:val="28"/>
         </w:rPr>
-        <w:t>202</w:t>
-      </w:r>
-      <w:r>
-        <w:rPr>
-          <w:rFonts w:ascii="Times New Roman" w:eastAsia="Calibri" w:hAnsi="Times New Roman"/>
-          <w:color w:val="000000"/>
-          <w:szCs w:val="28"/>
-        </w:rPr>
-        <w:t>5</w:t>
+        <w:t>2025</w:t>
       </w:r>
     </w:p>
     <w:sdt>
       <w:sdtPr>
+        <w:rPr>
+          <w:rFonts w:asciiTheme="minorHAnsi" w:eastAsiaTheme="minorHAnsi" w:hAnsiTheme="minorHAnsi" w:cstheme="minorBidi"/>
+          <w:color w:val="auto"/>
+          <w:sz w:val="22"/>
+          <w:szCs w:val="22"/>
+          <w:lang w:eastAsia="en-US"/>
+        </w:rPr>
         <w:id w:val="-1710257284"/>
         <w:docPartObj>
           <w:docPartGallery w:val="Table of Contents"/>
@@ -763,13 +750,8 @@
       </w:sdtPr>
       <w:sdtEndPr>
         <w:rPr>
-          <w:rFonts w:asciiTheme="minorHAnsi" w:eastAsiaTheme="minorHAnsi" w:hAnsiTheme="minorHAnsi" w:cstheme="minorBidi"/>
           <w:b/>
           <w:bCs/>
-          <w:color w:val="auto"/>
-          <w:sz w:val="22"/>
-          <w:szCs w:val="22"/>
-          <w:lang w:eastAsia="en-US"/>
         </w:rPr>
       </w:sdtEndPr>
       <w:sdtContent>
@@ -11883,7 +11865,7 @@
 </file>
 
 <file path=customXml/itemProps1.xml><?xml version="1.0" encoding="utf-8"?>
-<ds:datastoreItem xmlns:ds="http://schemas.openxmlformats.org/officeDocument/2006/customXml" ds:itemID="{87DBAFE9-8CFD-4E5C-A16C-00E02B720EB3}">
+<ds:datastoreItem xmlns:ds="http://schemas.openxmlformats.org/officeDocument/2006/customXml" ds:itemID="{92FF7696-131F-4B07-85F9-57DA7FAF77C6}">
   <ds:schemaRefs>
     <ds:schemaRef ds:uri="http://schemas.openxmlformats.org/officeDocument/2006/bibliography"/>
   </ds:schemaRefs>
